--- a/docs/StudioFlow — Milestone 2.docx
+++ b/docs/StudioFlow — Milestone 2.docx
@@ -287,7 +287,7 @@
           <w:color w:val="1A1A1A"/>
           <w:sz w:val="22"/>
         </w:rPr>
-        <w:t>The brief allows vanilla CSS, Bootstrap, or Tailwind. We initially reached for Tailwind, since it's a fast fit for the mockups' dark, custom design system. But our professor teaches a Tailwind course on good4college.com, and we couldn't confirm our setup would match those conventions — the lesson page turned out to be client-rendered and gated, so it wasn't something we could check. Rather than risk contradicting something taught in class, we switched to plain CSS: one scoped style block per component, with the design system (colors, spacing, radii) centralized as CSS custom properties. That also means Théodore and Guillaume inherit these files without needing to learn a utility-class framework first.</w:t>
+        <w:t>The brief allows vanilla CSS, Bootstrap, or Tailwind. We initially reached for Tailwind, since it's a fast fit for the mockups' dark, custom design system. We switched to plain CSS instead: one scoped style block per component, with the design system (colors, spacing, radii) centralized as CSS custom properties. It keeps the setup simple and means no one on the team needs to learn a utility-class framework before touching these files.</w:t>
       </w:r>
     </w:p>
     <w:p>
